--- a/LL.si-263Topală/L1_TP_SI-263.docx
+++ b/LL.si-263Topală/L1_TP_SI-263.docx
@@ -264,95 +264,13 @@
         </w:rPr>
         <w:t xml:space="preserve"> </w:t>
       </w:r>
-      <w:proofErr w:type="spellStart"/>
       <w:r>
         <w:rPr>
           <w:sz w:val="36"/>
           <w:szCs w:val="36"/>
           <w:lang w:val="en-US"/>
         </w:rPr>
-        <w:t>Instalarea</w:t>
-      </w:r>
-      <w:proofErr w:type="spellEnd"/>
-      <w:r>
-        <w:rPr>
-          <w:sz w:val="36"/>
-          <w:szCs w:val="36"/>
-          <w:lang w:val="en-US"/>
-        </w:rPr>
-        <w:t xml:space="preserve"> </w:t>
-      </w:r>
-      <w:proofErr w:type="spellStart"/>
-      <w:r>
-        <w:rPr>
-          <w:sz w:val="36"/>
-          <w:szCs w:val="36"/>
-          <w:lang w:val="en-US"/>
-        </w:rPr>
-        <w:t>și</w:t>
-      </w:r>
-      <w:proofErr w:type="spellEnd"/>
-      <w:r>
-        <w:rPr>
-          <w:sz w:val="36"/>
-          <w:szCs w:val="36"/>
-          <w:lang w:val="en-US"/>
-        </w:rPr>
-        <w:t xml:space="preserve"> </w:t>
-      </w:r>
-      <w:proofErr w:type="spellStart"/>
-      <w:r>
-        <w:rPr>
-          <w:sz w:val="36"/>
-          <w:szCs w:val="36"/>
-          <w:lang w:val="en-US"/>
-        </w:rPr>
-        <w:t>configurarea</w:t>
-      </w:r>
-      <w:proofErr w:type="spellEnd"/>
-      <w:r>
-        <w:rPr>
-          <w:sz w:val="36"/>
-          <w:szCs w:val="36"/>
-          <w:lang w:val="en-US"/>
-        </w:rPr>
-        <w:t xml:space="preserve"> </w:t>
-      </w:r>
-      <w:proofErr w:type="spellStart"/>
-      <w:r>
-        <w:rPr>
-          <w:sz w:val="36"/>
-          <w:szCs w:val="36"/>
-          <w:lang w:val="en-US"/>
-        </w:rPr>
-        <w:t>mașinilor</w:t>
-      </w:r>
-      <w:proofErr w:type="spellEnd"/>
-      <w:r>
-        <w:rPr>
-          <w:sz w:val="36"/>
-          <w:szCs w:val="36"/>
-          <w:lang w:val="en-US"/>
-        </w:rPr>
-        <w:t xml:space="preserve"> </w:t>
-      </w:r>
-      <w:proofErr w:type="spellStart"/>
-      <w:r>
-        <w:rPr>
-          <w:sz w:val="36"/>
-          <w:szCs w:val="36"/>
-          <w:lang w:val="en-US"/>
-        </w:rPr>
-        <w:t>virtuale</w:t>
-      </w:r>
-      <w:proofErr w:type="spellEnd"/>
-      <w:r>
-        <w:rPr>
-          <w:sz w:val="36"/>
-          <w:szCs w:val="36"/>
-          <w:lang w:val="en-US"/>
-        </w:rPr>
-        <w:t xml:space="preserve"> în VirtualBox</w:t>
+        <w:t>Instalarea și configurarea mașinilor virtuale în VirtualBox</w:t>
       </w:r>
       <w:r>
         <w:rPr>
@@ -750,113 +668,13 @@
           <w:lang w:val="en-US"/>
         </w:rPr>
       </w:pPr>
-      <w:proofErr w:type="spellStart"/>
       <w:r>
         <w:rPr>
           <w:sz w:val="28"/>
           <w:szCs w:val="28"/>
           <w:lang w:val="en-US"/>
         </w:rPr>
-        <w:t>Instalarea</w:t>
-      </w:r>
-      <w:proofErr w:type="spellEnd"/>
-      <w:r>
-        <w:rPr>
-          <w:sz w:val="28"/>
-          <w:szCs w:val="28"/>
-          <w:lang w:val="en-US"/>
-        </w:rPr>
-        <w:t xml:space="preserve"> </w:t>
-      </w:r>
-      <w:proofErr w:type="spellStart"/>
-      <w:r>
-        <w:rPr>
-          <w:sz w:val="28"/>
-          <w:szCs w:val="28"/>
-          <w:lang w:val="en-US"/>
-        </w:rPr>
-        <w:t>și</w:t>
-      </w:r>
-      <w:proofErr w:type="spellEnd"/>
-      <w:r>
-        <w:rPr>
-          <w:sz w:val="28"/>
-          <w:szCs w:val="28"/>
-          <w:lang w:val="en-US"/>
-        </w:rPr>
-        <w:t xml:space="preserve"> </w:t>
-      </w:r>
-      <w:proofErr w:type="spellStart"/>
-      <w:r>
-        <w:rPr>
-          <w:sz w:val="28"/>
-          <w:szCs w:val="28"/>
-          <w:lang w:val="en-US"/>
-        </w:rPr>
-        <w:t>configurarea</w:t>
-      </w:r>
-      <w:proofErr w:type="spellEnd"/>
-      <w:r>
-        <w:rPr>
-          <w:sz w:val="28"/>
-          <w:szCs w:val="28"/>
-          <w:lang w:val="en-US"/>
-        </w:rPr>
-        <w:t xml:space="preserve"> </w:t>
-      </w:r>
-      <w:proofErr w:type="spellStart"/>
-      <w:r>
-        <w:rPr>
-          <w:sz w:val="28"/>
-          <w:szCs w:val="28"/>
-          <w:lang w:val="en-US"/>
-        </w:rPr>
-        <w:t>mașinilor</w:t>
-      </w:r>
-      <w:proofErr w:type="spellEnd"/>
-      <w:r>
-        <w:rPr>
-          <w:sz w:val="28"/>
-          <w:szCs w:val="28"/>
-          <w:lang w:val="en-US"/>
-        </w:rPr>
-        <w:t xml:space="preserve"> </w:t>
-      </w:r>
-      <w:proofErr w:type="spellStart"/>
-      <w:r>
-        <w:rPr>
-          <w:sz w:val="28"/>
-          <w:szCs w:val="28"/>
-          <w:lang w:val="en-US"/>
-        </w:rPr>
-        <w:t>virtuale</w:t>
-      </w:r>
-      <w:proofErr w:type="spellEnd"/>
-      <w:r>
-        <w:rPr>
-          <w:sz w:val="28"/>
-          <w:szCs w:val="28"/>
-          <w:lang w:val="en-US"/>
-        </w:rPr>
-        <w:t xml:space="preserve"> </w:t>
-      </w:r>
-      <w:proofErr w:type="spellStart"/>
-      <w:r>
-        <w:rPr>
-          <w:sz w:val="28"/>
-          <w:szCs w:val="28"/>
-          <w:lang w:val="en-US"/>
-        </w:rPr>
-        <w:t>în</w:t>
-      </w:r>
-      <w:proofErr w:type="spellEnd"/>
-      <w:r>
-        <w:rPr>
-          <w:sz w:val="28"/>
-          <w:szCs w:val="28"/>
-          <w:lang w:val="en-US"/>
-        </w:rPr>
-        <w:t xml:space="preserve"> VirtualBox</w:t>
+        <w:t>Instalarea și configurarea mașinilor virtuale în VirtualBox</w:t>
       </w:r>
     </w:p>
     <w:p>
@@ -1154,20 +972,7 @@
           <w:szCs w:val="28"/>
           <w:lang w:val="ro-RO"/>
         </w:rPr>
-        <w:t xml:space="preserve"> –</w:t>
-      </w:r>
-      <w:r>
-        <w:rPr>
-          <w:b/>
-          <w:bCs/>
-          <w:i/>
-          <w:iCs/>
-          <w:color w:val="3B3838" w:themeColor="background2" w:themeShade="40"/>
-          <w:sz w:val="28"/>
-          <w:szCs w:val="28"/>
-          <w:lang w:val="ro-RO"/>
-        </w:rPr>
-        <w:t>D</w:t>
+        <w:t xml:space="preserve"> –D</w:t>
       </w:r>
       <w:r>
         <w:rPr>
@@ -1216,77 +1021,13 @@
           <w:lang w:val="ro-RO"/>
         </w:rPr>
       </w:pPr>
-      <w:proofErr w:type="spellStart"/>
       <w:r>
         <w:rPr>
           <w:sz w:val="28"/>
           <w:szCs w:val="28"/>
           <w:lang w:val="en-US"/>
         </w:rPr>
-        <w:t>Importarea</w:t>
-      </w:r>
-      <w:proofErr w:type="spellEnd"/>
-      <w:r>
-        <w:rPr>
-          <w:sz w:val="28"/>
-          <w:szCs w:val="28"/>
-          <w:lang w:val="en-US"/>
-        </w:rPr>
-        <w:t xml:space="preserve"> </w:t>
-      </w:r>
-      <w:proofErr w:type="spellStart"/>
-      <w:r>
-        <w:rPr>
-          <w:sz w:val="28"/>
-          <w:szCs w:val="28"/>
-          <w:lang w:val="en-US"/>
-        </w:rPr>
-        <w:t>mașinilor</w:t>
-      </w:r>
-      <w:proofErr w:type="spellEnd"/>
-      <w:r>
-        <w:rPr>
-          <w:sz w:val="28"/>
-          <w:szCs w:val="28"/>
-          <w:lang w:val="en-US"/>
-        </w:rPr>
-        <w:t xml:space="preserve"> </w:t>
-      </w:r>
-      <w:proofErr w:type="spellStart"/>
-      <w:r>
-        <w:rPr>
-          <w:sz w:val="28"/>
-          <w:szCs w:val="28"/>
-          <w:lang w:val="en-US"/>
-        </w:rPr>
-        <w:t>virtuale</w:t>
-      </w:r>
-      <w:proofErr w:type="spellEnd"/>
-      <w:r>
-        <w:rPr>
-          <w:sz w:val="28"/>
-          <w:szCs w:val="28"/>
-          <w:lang w:val="en-US"/>
-        </w:rPr>
-        <w:t xml:space="preserve"> </w:t>
-      </w:r>
-      <w:proofErr w:type="spellStart"/>
-      <w:r>
-        <w:rPr>
-          <w:sz w:val="28"/>
-          <w:szCs w:val="28"/>
-          <w:lang w:val="en-US"/>
-        </w:rPr>
-        <w:t>în</w:t>
-      </w:r>
-      <w:proofErr w:type="spellEnd"/>
-      <w:r>
-        <w:rPr>
-          <w:sz w:val="28"/>
-          <w:szCs w:val="28"/>
-          <w:lang w:val="en-US"/>
-        </w:rPr>
-        <w:t xml:space="preserve"> VirtualBox</w:t>
+        <w:t>Importarea mașinilor virtuale în VirtualBox</w:t>
       </w:r>
       <w:r>
         <w:rPr>
@@ -1595,7 +1336,6 @@
         </w:rPr>
         <w:t xml:space="preserve"> </w:t>
       </w:r>
-      <w:proofErr w:type="spellStart"/>
       <w:r>
         <w:rPr>
           <w:b/>
@@ -1607,105 +1347,7 @@
           <w:szCs w:val="28"/>
           <w:lang w:val="en-US"/>
         </w:rPr>
-        <w:t>Importarea</w:t>
-      </w:r>
-      <w:proofErr w:type="spellEnd"/>
-      <w:r>
-        <w:rPr>
-          <w:b/>
-          <w:bCs/>
-          <w:i/>
-          <w:iCs/>
-          <w:color w:val="3B3838" w:themeColor="background2" w:themeShade="40"/>
-          <w:sz w:val="28"/>
-          <w:szCs w:val="28"/>
-          <w:lang w:val="en-US"/>
-        </w:rPr>
-        <w:t xml:space="preserve"> </w:t>
-      </w:r>
-      <w:proofErr w:type="spellStart"/>
-      <w:r>
-        <w:rPr>
-          <w:b/>
-          <w:bCs/>
-          <w:i/>
-          <w:iCs/>
-          <w:color w:val="3B3838" w:themeColor="background2" w:themeShade="40"/>
-          <w:sz w:val="28"/>
-          <w:szCs w:val="28"/>
-          <w:lang w:val="en-US"/>
-        </w:rPr>
-        <w:t>mașinilor</w:t>
-      </w:r>
-      <w:proofErr w:type="spellEnd"/>
-      <w:r>
-        <w:rPr>
-          <w:b/>
-          <w:bCs/>
-          <w:i/>
-          <w:iCs/>
-          <w:color w:val="3B3838" w:themeColor="background2" w:themeShade="40"/>
-          <w:sz w:val="28"/>
-          <w:szCs w:val="28"/>
-          <w:lang w:val="en-US"/>
-        </w:rPr>
-        <w:t xml:space="preserve"> </w:t>
-      </w:r>
-      <w:proofErr w:type="spellStart"/>
-      <w:r>
-        <w:rPr>
-          <w:b/>
-          <w:bCs/>
-          <w:i/>
-          <w:iCs/>
-          <w:color w:val="3B3838" w:themeColor="background2" w:themeShade="40"/>
-          <w:sz w:val="28"/>
-          <w:szCs w:val="28"/>
-          <w:lang w:val="en-US"/>
-        </w:rPr>
-        <w:t>virtuale</w:t>
-      </w:r>
-      <w:proofErr w:type="spellEnd"/>
-      <w:r>
-        <w:rPr>
-          <w:b/>
-          <w:bCs/>
-          <w:i/>
-          <w:iCs/>
-          <w:color w:val="3B3838" w:themeColor="background2" w:themeShade="40"/>
-          <w:sz w:val="28"/>
-          <w:szCs w:val="28"/>
-          <w:lang w:val="en-US"/>
-        </w:rPr>
-        <w:t xml:space="preserve"> </w:t>
-      </w:r>
-      <w:proofErr w:type="spellStart"/>
-      <w:r>
-        <w:rPr>
-          <w:b/>
-          <w:bCs/>
-          <w:i/>
-          <w:iCs/>
-          <w:color w:val="3B3838" w:themeColor="background2" w:themeShade="40"/>
-          <w:sz w:val="28"/>
-          <w:szCs w:val="28"/>
-          <w:lang w:val="en-US"/>
-        </w:rPr>
-        <w:t>în</w:t>
-      </w:r>
-      <w:proofErr w:type="spellEnd"/>
-      <w:r>
-        <w:rPr>
-          <w:b/>
-          <w:bCs/>
-          <w:i/>
-          <w:iCs/>
-          <w:color w:val="3B3838" w:themeColor="background2" w:themeShade="40"/>
-          <w:sz w:val="28"/>
-          <w:szCs w:val="28"/>
-          <w:lang w:val="en-US"/>
-        </w:rPr>
-        <w:t xml:space="preserve"> VirtualBox</w:t>
+        <w:t>Importarea mașinilor virtuale în VirtualBox</w:t>
       </w:r>
       <w:r>
         <w:rPr>
@@ -1857,7 +1499,7 @@
           <w:szCs w:val="28"/>
           <w:lang w:val="ro-RO"/>
         </w:rPr>
-        <w:t>3</w:t>
+        <w:t>4</w:t>
       </w:r>
       <w:r>
         <w:rPr>
@@ -2107,383 +1749,13 @@
           <w:lang w:val="en-US"/>
         </w:rPr>
       </w:pPr>
-      <w:proofErr w:type="spellStart"/>
       <w:r>
         <w:rPr>
           <w:sz w:val="28"/>
           <w:szCs w:val="28"/>
           <w:lang w:val="en-US"/>
         </w:rPr>
-        <w:t>Laboratorul</w:t>
-      </w:r>
-      <w:proofErr w:type="spellEnd"/>
-      <w:r>
-        <w:rPr>
-          <w:sz w:val="28"/>
-          <w:szCs w:val="28"/>
-          <w:lang w:val="en-US"/>
-        </w:rPr>
-        <w:t xml:space="preserve"> a </w:t>
-      </w:r>
-      <w:proofErr w:type="spellStart"/>
-      <w:r>
-        <w:rPr>
-          <w:sz w:val="28"/>
-          <w:szCs w:val="28"/>
-          <w:lang w:val="en-US"/>
-        </w:rPr>
-        <w:t>fost</w:t>
-      </w:r>
-      <w:proofErr w:type="spellEnd"/>
-      <w:r>
-        <w:rPr>
-          <w:sz w:val="28"/>
-          <w:szCs w:val="28"/>
-          <w:lang w:val="en-US"/>
-        </w:rPr>
-        <w:t xml:space="preserve"> </w:t>
-      </w:r>
-      <w:proofErr w:type="spellStart"/>
-      <w:r>
-        <w:rPr>
-          <w:sz w:val="28"/>
-          <w:szCs w:val="28"/>
-          <w:lang w:val="en-US"/>
-        </w:rPr>
-        <w:t>finalizat</w:t>
-      </w:r>
-      <w:proofErr w:type="spellEnd"/>
-      <w:r>
-        <w:rPr>
-          <w:sz w:val="28"/>
-          <w:szCs w:val="28"/>
-          <w:lang w:val="en-US"/>
-        </w:rPr>
-        <w:t xml:space="preserve"> cu </w:t>
-      </w:r>
-      <w:proofErr w:type="spellStart"/>
-      <w:r>
-        <w:rPr>
-          <w:sz w:val="28"/>
-          <w:szCs w:val="28"/>
-          <w:lang w:val="en-US"/>
-        </w:rPr>
-        <w:t>succes</w:t>
-      </w:r>
-      <w:proofErr w:type="spellEnd"/>
-      <w:r>
-        <w:rPr>
-          <w:sz w:val="28"/>
-          <w:szCs w:val="28"/>
-          <w:lang w:val="en-US"/>
-        </w:rPr>
-        <w:t xml:space="preserve">. S-a </w:t>
-      </w:r>
-      <w:proofErr w:type="spellStart"/>
-      <w:r>
-        <w:rPr>
-          <w:sz w:val="28"/>
-          <w:szCs w:val="28"/>
-          <w:lang w:val="en-US"/>
-        </w:rPr>
-        <w:t>reușit</w:t>
-      </w:r>
-      <w:proofErr w:type="spellEnd"/>
-      <w:r>
-        <w:rPr>
-          <w:sz w:val="28"/>
-          <w:szCs w:val="28"/>
-          <w:lang w:val="en-US"/>
-        </w:rPr>
-        <w:t xml:space="preserve"> </w:t>
-      </w:r>
-      <w:proofErr w:type="spellStart"/>
-      <w:r>
-        <w:rPr>
-          <w:sz w:val="28"/>
-          <w:szCs w:val="28"/>
-          <w:lang w:val="en-US"/>
-        </w:rPr>
-        <w:t>instalarea</w:t>
-      </w:r>
-      <w:proofErr w:type="spellEnd"/>
-      <w:r>
-        <w:rPr>
-          <w:sz w:val="28"/>
-          <w:szCs w:val="28"/>
-          <w:lang w:val="en-US"/>
-        </w:rPr>
-        <w:t xml:space="preserve"> VirtualBox, </w:t>
-      </w:r>
-      <w:proofErr w:type="spellStart"/>
-      <w:r>
-        <w:rPr>
-          <w:sz w:val="28"/>
-          <w:szCs w:val="28"/>
-          <w:lang w:val="en-US"/>
-        </w:rPr>
-        <w:t>importarea</w:t>
-      </w:r>
-      <w:proofErr w:type="spellEnd"/>
-      <w:r>
-        <w:rPr>
-          <w:sz w:val="28"/>
-          <w:szCs w:val="28"/>
-          <w:lang w:val="en-US"/>
-        </w:rPr>
-        <w:t xml:space="preserve"> </w:t>
-      </w:r>
-      <w:proofErr w:type="spellStart"/>
-      <w:r>
-        <w:rPr>
-          <w:sz w:val="28"/>
-          <w:szCs w:val="28"/>
-          <w:lang w:val="en-US"/>
-        </w:rPr>
-        <w:t>mașinilor</w:t>
-      </w:r>
-      <w:proofErr w:type="spellEnd"/>
-      <w:r>
-        <w:rPr>
-          <w:sz w:val="28"/>
-          <w:szCs w:val="28"/>
-          <w:lang w:val="en-US"/>
-        </w:rPr>
-        <w:t xml:space="preserve"> </w:t>
-      </w:r>
-      <w:proofErr w:type="spellStart"/>
-      <w:r>
-        <w:rPr>
-          <w:sz w:val="28"/>
-          <w:szCs w:val="28"/>
-          <w:lang w:val="en-US"/>
-        </w:rPr>
-        <w:t>virtuale</w:t>
-      </w:r>
-      <w:proofErr w:type="spellEnd"/>
-      <w:r>
-        <w:rPr>
-          <w:sz w:val="28"/>
-          <w:szCs w:val="28"/>
-          <w:lang w:val="en-US"/>
-        </w:rPr>
-        <w:t xml:space="preserve">, </w:t>
-      </w:r>
-      <w:proofErr w:type="spellStart"/>
-      <w:r>
-        <w:rPr>
-          <w:sz w:val="28"/>
-          <w:szCs w:val="28"/>
-          <w:lang w:val="en-US"/>
-        </w:rPr>
-        <w:t>izolarea</w:t>
-      </w:r>
-      <w:proofErr w:type="spellEnd"/>
-      <w:r>
-        <w:rPr>
-          <w:sz w:val="28"/>
-          <w:szCs w:val="28"/>
-          <w:lang w:val="en-US"/>
-        </w:rPr>
-        <w:t xml:space="preserve"> </w:t>
-      </w:r>
-      <w:proofErr w:type="spellStart"/>
-      <w:r>
-        <w:rPr>
-          <w:sz w:val="28"/>
-          <w:szCs w:val="28"/>
-          <w:lang w:val="en-US"/>
-        </w:rPr>
-        <w:t>și</w:t>
-      </w:r>
-      <w:proofErr w:type="spellEnd"/>
-      <w:r>
-        <w:rPr>
-          <w:sz w:val="28"/>
-          <w:szCs w:val="28"/>
-          <w:lang w:val="en-US"/>
-        </w:rPr>
-        <w:t xml:space="preserve"> </w:t>
-      </w:r>
-      <w:proofErr w:type="spellStart"/>
-      <w:r>
-        <w:rPr>
-          <w:sz w:val="28"/>
-          <w:szCs w:val="28"/>
-          <w:lang w:val="en-US"/>
-        </w:rPr>
-        <w:t>conectarea</w:t>
-      </w:r>
-      <w:proofErr w:type="spellEnd"/>
-      <w:r>
-        <w:rPr>
-          <w:sz w:val="28"/>
-          <w:szCs w:val="28"/>
-          <w:lang w:val="en-US"/>
-        </w:rPr>
-        <w:t xml:space="preserve"> </w:t>
-      </w:r>
-      <w:proofErr w:type="spellStart"/>
-      <w:r>
-        <w:rPr>
-          <w:sz w:val="28"/>
-          <w:szCs w:val="28"/>
-          <w:lang w:val="en-US"/>
-        </w:rPr>
-        <w:t>acestora</w:t>
-      </w:r>
-      <w:proofErr w:type="spellEnd"/>
-      <w:r>
-        <w:rPr>
-          <w:sz w:val="28"/>
-          <w:szCs w:val="28"/>
-          <w:lang w:val="en-US"/>
-        </w:rPr>
-        <w:t xml:space="preserve"> </w:t>
-      </w:r>
-      <w:proofErr w:type="spellStart"/>
-      <w:r>
-        <w:rPr>
-          <w:sz w:val="28"/>
-          <w:szCs w:val="28"/>
-          <w:lang w:val="en-US"/>
-        </w:rPr>
-        <w:t>printr</w:t>
-      </w:r>
-      <w:proofErr w:type="spellEnd"/>
-      <w:r>
-        <w:rPr>
-          <w:sz w:val="28"/>
-          <w:szCs w:val="28"/>
-          <w:lang w:val="en-US"/>
-        </w:rPr>
-        <w:t xml:space="preserve">-o </w:t>
-      </w:r>
-      <w:proofErr w:type="spellStart"/>
-      <w:r>
-        <w:rPr>
-          <w:sz w:val="28"/>
-          <w:szCs w:val="28"/>
-          <w:lang w:val="en-US"/>
-        </w:rPr>
-        <w:t>rețea</w:t>
-      </w:r>
-      <w:proofErr w:type="spellEnd"/>
-      <w:r>
-        <w:rPr>
-          <w:sz w:val="28"/>
-          <w:szCs w:val="28"/>
-          <w:lang w:val="en-US"/>
-        </w:rPr>
-        <w:t xml:space="preserve"> </w:t>
-      </w:r>
-      <w:proofErr w:type="spellStart"/>
-      <w:r>
-        <w:rPr>
-          <w:sz w:val="28"/>
-          <w:szCs w:val="28"/>
-          <w:lang w:val="en-US"/>
-        </w:rPr>
-        <w:t>internă</w:t>
-      </w:r>
-      <w:proofErr w:type="spellEnd"/>
-      <w:r>
-        <w:rPr>
-          <w:sz w:val="28"/>
-          <w:szCs w:val="28"/>
-          <w:lang w:val="en-US"/>
-        </w:rPr>
-        <w:t xml:space="preserve">, </w:t>
-      </w:r>
-      <w:proofErr w:type="spellStart"/>
-      <w:r>
-        <w:rPr>
-          <w:sz w:val="28"/>
-          <w:szCs w:val="28"/>
-          <w:lang w:val="en-US"/>
-        </w:rPr>
-        <w:t>funcționalitatea</w:t>
-      </w:r>
-      <w:proofErr w:type="spellEnd"/>
-      <w:r>
-        <w:rPr>
-          <w:sz w:val="28"/>
-          <w:szCs w:val="28"/>
-          <w:lang w:val="en-US"/>
-        </w:rPr>
-        <w:t xml:space="preserve"> </w:t>
-      </w:r>
-      <w:proofErr w:type="spellStart"/>
-      <w:r>
-        <w:rPr>
-          <w:sz w:val="28"/>
-          <w:szCs w:val="28"/>
-          <w:lang w:val="en-US"/>
-        </w:rPr>
-        <w:t>fiind</w:t>
-      </w:r>
-      <w:proofErr w:type="spellEnd"/>
-      <w:r>
-        <w:rPr>
-          <w:sz w:val="28"/>
-          <w:szCs w:val="28"/>
-          <w:lang w:val="en-US"/>
-        </w:rPr>
-        <w:t xml:space="preserve"> </w:t>
-      </w:r>
-      <w:proofErr w:type="spellStart"/>
-      <w:r>
-        <w:rPr>
-          <w:sz w:val="28"/>
-          <w:szCs w:val="28"/>
-          <w:lang w:val="en-US"/>
-        </w:rPr>
-        <w:t>confirmată</w:t>
-      </w:r>
-      <w:proofErr w:type="spellEnd"/>
-      <w:r>
-        <w:rPr>
-          <w:sz w:val="28"/>
-          <w:szCs w:val="28"/>
-          <w:lang w:val="en-US"/>
-        </w:rPr>
-        <w:t xml:space="preserve"> </w:t>
-      </w:r>
-      <w:proofErr w:type="spellStart"/>
-      <w:r>
-        <w:rPr>
-          <w:sz w:val="28"/>
-          <w:szCs w:val="28"/>
-          <w:lang w:val="en-US"/>
-        </w:rPr>
-        <w:t>prin</w:t>
-      </w:r>
-      <w:proofErr w:type="spellEnd"/>
-      <w:r>
-        <w:rPr>
-          <w:sz w:val="28"/>
-          <w:szCs w:val="28"/>
-          <w:lang w:val="en-US"/>
-        </w:rPr>
-        <w:t xml:space="preserve"> </w:t>
-      </w:r>
-      <w:proofErr w:type="spellStart"/>
-      <w:r>
-        <w:rPr>
-          <w:sz w:val="28"/>
-          <w:szCs w:val="28"/>
-          <w:lang w:val="en-US"/>
-        </w:rPr>
-        <w:t>testul</w:t>
-      </w:r>
-      <w:proofErr w:type="spellEnd"/>
-      <w:r>
-        <w:rPr>
-          <w:sz w:val="28"/>
-          <w:szCs w:val="28"/>
-          <w:lang w:val="en-US"/>
-        </w:rPr>
-        <w:t xml:space="preserve"> de ping.</w:t>
+        <w:t>Laboratorul a fost finalizat cu succes. S-a reușit instalarea VirtualBox, importarea mașinilor virtuale, izolarea și conectarea acestora printr-o rețea internă, funcționalitatea fiind confirmată prin testul de ping.</w:t>
       </w:r>
     </w:p>
     <w:sectPr>
